--- a/backend/app/data/contracts/04_კონფიდენციალურობის_პოლიტიკა.docx
+++ b/backend/app/data/contracts/04_კონფიდენციალურობის_პოლიტიკა.docx
@@ -68,7 +68,6 @@
         <w:tc>
           <w:tcPr>
             <w:tcW w:type="dxa" w:w="2698"/>
-            <w:shd w:val="clear" w:color="auto" w:fill="F2F2F2"/>
             <w:vAlign w:val="center"/>
           </w:tcPr>
           <w:p>
@@ -118,7 +117,6 @@
         <w:tc>
           <w:tcPr>
             <w:tcW w:type="dxa" w:w="2698"/>
-            <w:shd w:val="clear" w:color="auto" w:fill="F2F2F2"/>
             <w:vAlign w:val="center"/>
           </w:tcPr>
           <w:p>
@@ -168,7 +166,6 @@
         <w:tc>
           <w:tcPr>
             <w:tcW w:type="dxa" w:w="2698"/>
-            <w:shd w:val="clear" w:color="auto" w:fill="F2F2F2"/>
             <w:vAlign w:val="center"/>
           </w:tcPr>
           <w:p>
@@ -218,7 +215,6 @@
         <w:tc>
           <w:tcPr>
             <w:tcW w:type="dxa" w:w="2698"/>
-            <w:shd w:val="clear" w:color="auto" w:fill="F2F2F2"/>
             <w:vAlign w:val="center"/>
           </w:tcPr>
           <w:p>
@@ -655,7 +651,6 @@
         <w:tc>
           <w:tcPr>
             <w:tcW w:type="dxa" w:w="1630"/>
-            <w:shd w:val="clear" w:color="auto" w:fill="F2F2F2"/>
             <w:vAlign w:val="center"/>
           </w:tcPr>
           <w:p>
@@ -678,7 +673,6 @@
         <w:tc>
           <w:tcPr>
             <w:tcW w:type="dxa" w:w="2209"/>
-            <w:shd w:val="clear" w:color="auto" w:fill="F2F2F2"/>
             <w:vAlign w:val="center"/>
           </w:tcPr>
           <w:p>
@@ -701,7 +695,6 @@
         <w:tc>
           <w:tcPr>
             <w:tcW w:type="dxa" w:w="5800"/>
-            <w:shd w:val="clear" w:color="auto" w:fill="F2F2F2"/>
             <w:vAlign w:val="center"/>
           </w:tcPr>
           <w:p>
@@ -2243,7 +2236,6 @@
         <w:tc>
           <w:tcPr>
             <w:tcW w:type="dxa" w:w="3100"/>
-            <w:shd w:val="clear" w:color="auto" w:fill="F2F2F2"/>
             <w:vAlign w:val="center"/>
           </w:tcPr>
           <w:p>
@@ -2266,7 +2258,6 @@
         <w:tc>
           <w:tcPr>
             <w:tcW w:type="dxa" w:w="6539"/>
-            <w:shd w:val="clear" w:color="auto" w:fill="F2F2F2"/>
             <w:vAlign w:val="center"/>
           </w:tcPr>
           <w:p>
@@ -4554,7 +4545,6 @@
         <w:tc>
           <w:tcPr>
             <w:tcW w:type="dxa" w:w="3100"/>
-            <w:shd w:val="clear" w:color="auto" w:fill="F2F2F2"/>
             <w:vAlign w:val="center"/>
           </w:tcPr>
           <w:p>
@@ -4577,7 +4567,6 @@
         <w:tc>
           <w:tcPr>
             <w:tcW w:type="dxa" w:w="6539"/>
-            <w:shd w:val="clear" w:color="auto" w:fill="F2F2F2"/>
             <w:vAlign w:val="center"/>
           </w:tcPr>
           <w:p>

--- a/backend/app/data/contracts/04_კონფიდენციალურობის_პოლიტიკა.docx
+++ b/backend/app/data/contracts/04_კონფიდენციალურობის_პოლიტიკა.docx
@@ -577,7 +577,7 @@
           <w:color w:val="000000"/>
           <w:sz w:val="21"/>
         </w:rPr>
-        <w:t xml:space="preserve"> — ნებისმიერი ფიზიკური ან იურიდიული პირი, გარდა მონაცემთა სუბიექტისა, ინსტიტუტისა, მისი უფლებამოსილი პერსონალისა და პერსონალურ მონაცემთა დაცვის სამსახურისა.</w:t>
+        <w:t xml:space="preserve"> — ნებისმიერი ფიზიკური ან იურიდიული პირი, გარდა მონაცემთა სუბიექტისა, ინსტიტუტისა, მისი უფლებამოსილი პერსონალისა და პერსონალურ მონაცემთა დაცვის უფლებამოსილი საზედამხედველო ორგანოსი (სახელმწიფო აუდიტის სამსახურის / პერსონალურ მონაცემთა დაცვის სამსახურის უფლებამონაცვლისა).</w:t>
       </w:r>
     </w:p>
     <w:p>
@@ -1986,7 +1986,7 @@
           <w:color w:val="000000"/>
           <w:sz w:val="21"/>
         </w:rPr>
-        <w:t xml:space="preserve"> (კანონის მე-5 მუხლის პირველი პუნქტის „ა“ ქვეპუნქტი) — ნებისმიერი დამატებითი/არჩევითი მიზნით მონაცემთა დამუშავებისას, ან სპეციალური საგამოცდო საჭიროების მოთხოვნისას წარმოდგენილი ჯანმრთელობის მონაცემის დამუშავებისას (კანონის მე-6 მუხლის შესაბამისად).</w:t>
+        <w:t xml:space="preserve"> (კანონის მე-5 მუხლის პირველი პუნქტის „ა“ ქვეპუნქტი) — ნებისმიერი დამატებითი/არჩევითი მიზნით მონაცემთა დამუშავებისას, ან სპეციალური საგამოცდო საჭიროების მოთხოვნისას კანდიდატის მიერ ნებაყოფლობით წარმოდგენილი ჯანმრთელობის მონაცემის დამუშავებისას (კანონის მე-6 მუხლის შესაბამისად; ამასთან, სტანდარტული სასერტიფიკაციო მონაცემების დამუშავება ეფუძნება უშუალოდ წინამდებარე პუნქტის „ა“–„გ“ ქვეპუნქტებით განსაზღვრულ საკანონმდებლო და სახელშეკრულებო საფუძვლებს, ხოლო განაცხადის ფორმის მე-4 პუნქტში დაფიქსირებული ელექტრონული დასტური ასახავს განმცხადებლის მიერ წინამდებარე პოლიტიკისა და სერტიფიცირების პირობების გაცნობას, მაშინ როდესაც სპეციალური საგამოცდო საჭიროების მითითებისას ჯანმრთელობის მონაცემის დამუშავებაზე ცალკე თანხმობა მოცემულია უშუალოდ განაცხადის ფორმის მე-3 პუნქტის სპეციალურ ველში — კანონის მე-6 და 32-ე მუხლების შესაბამისად).</w:t>
       </w:r>
     </w:p>
     <w:p>
@@ -2002,7 +2002,7 @@
           <w:color w:val="000000"/>
           <w:sz w:val="21"/>
         </w:rPr>
-        <w:t>წინამდებარე პოლიტიკის მე-4 და მე-6 თავებით განსაზღვრულია დამუშავებულ მონაცემთა კატეგორიები, დამუშავების მიზნები, სამართლებრივი საფუძვლები, შენახვის ვადები, მიმღებები/წვდომა და უსაფრთხოების ზომები „პერსონალურ მონაცემთა დაცვის შესახებ“ საქართველოს კანონის 28-ე მუხლის შესაბამისად, რაც პერსონალურ მონაცემთა დაცვის სამსახურის მოთხოვნის შემთხვევაში წარედგინება კანონმდებლობით დადგენილი წესითა და ვადებში.</w:t>
+        <w:t>წინამდებარე პოლიტიკის მე-4 და მე-6 თავებით განსაზღვრულია დამუშავებულ მონაცემთა კატეგორიები, დამუშავების მიზნები, სამართლებრივი საფუძვლები, შენახვის ვადები, მიმღებები/წვდომა და უსაფრთხოების ზომები „პერსონალურ მონაცემთა დაცვის შესახებ“ საქართველოს კანონის 28-ე მუხლის შესაბამისად, რაც მონაცემთა დაცვის უფლებამოსილი საზედამხედველო ორგანოს — სახელმწიფო აუდიტის სამსახურის (პერსონალურ მონაცემთა დაცვის სამსახურის უფლებამონაცვლის) მოთხოვნის შემთხვევაში წარედგინება კანონმდებლობით დადგენილი წესითა და ვადებში.</w:t>
       </w:r>
     </w:p>
     <w:p>
@@ -2167,7 +2167,7 @@
           <w:color w:val="000000"/>
           <w:sz w:val="21"/>
         </w:rPr>
-        <w:t xml:space="preserve"> — თუ საგამოცდო ზედამხედველის მიერ შედგენილ ოქმში დაფიქსირდა დარღვევა ან საეჭვო გარემოება, მოხდა ტექნიკური ხარვეზი, შემოვიდა საჩივარი/აპელაცია, ან შერჩევითად შიდა აუდიტის / აკრედიტაციის შეფასების ფარგლებში, შესაბამისი უფლებამოსილი პირის (აპელაციის განმხილველის, შიდა აუდიტორის, აკრედიტაციის შემფასებლის) მიერ, ცალკე ასლის ჩამოტვირთვისა და გავრცელების გარეშე (გარდა კანონმდებლობით პირდაპირ გათვალისწინებული შემთხვევისა — §6.4 „ბ“). აღირიცხება ჩანაწერის უფლებამოსილი მესამე პირისთვის გადაცემა/გაცემა.</w:t>
+        <w:t xml:space="preserve"> — თუ საგამოცდო ზედამხედველის მიერ შედგენილ ოქმში დაფიქსირდა დარღვევა ან საეჭვო გარემოება, მოხდა ტექნიკური ხარვეზი, შემოვიდა საჩივარი/აპელაცია, ან შერჩევითად შიდა აუდიტის / აკრედიტაციის შეფასების ფარგლებში, შესაბამისი უფლებამოსილი პირის (აპელაციის განმხილველის, შიდა აუდიტორის, აკრედიტაციის შემფასებლის) მიერ, ცალკე ასლის ჩამოტვირთვისა და გავრცელების გარეშე (გარდა კანონმდებლობით პირდაპირ გათვალისწინებული შემთხვევისა — §6.4 „ბ“). „პერსონალურ მონაცემთა დაცვის შესახებ“ საქართველოს კანონის მე-10 მუხლის მე-5 პუნქტის შესაბამისად, აღირიცხება ჩანაწერებზე წვდომის/დათვალიერების ყველა შემთხვევა (დრო, პირი და საფუძველი — აისახება ინციდენტის/დარღვევის ოქმში, აუდიტის/აპელაციის ჩანაწერში ან არქივის აღრიცხვის ჟურნალში) და ჩანაწერის უფლებამოსილი მესამე პირისთვის გადაცემა/გაცემა.</w:t>
       </w:r>
     </w:p>
     <w:p>
@@ -2655,7 +2655,7 @@
           <w:color w:val="000000"/>
           <w:sz w:val="21"/>
         </w:rPr>
-        <w:t>ბ) გამოცდაზე დაშვების განაცხადისა და საგამოცდო ხელშეკრულების ხელმოწერისას კანდიდატს წინასწარ წერილობით მიეწოდება სრული ინფორმაცია საგამოცდო ვიდეო, აუდიო და ეკრანის ჩაწერის მიზნის, დამუშავებისთვის პასუხისმგებელი პირის, სამართლებრივი საფუძვლის, ჩანაწერების შენახვის ადგილისა და 1-წლიანი ვადის, აგრეთვე მონაცემთა სუბიექტის კანონიერი უფლებებისა და გასაჩივრების წესის შესახებ.</w:t>
+        <w:t>ბ) გამოცდაზე დაშვების განაცხადისა და საგამოცდო და სასერტიფიკაციო ხელშეკრულების ხელმოწერისას კანდიდატს წინასწარ წერილობით მიეწოდება სრული ინფორმაცია საგამოცდო ვიდეო, აუდიო და ეკრანის ჩაწერის მიზნის, დამუშავებისთვის პასუხისმგებელი პირის, სამართლებრივი საფუძვლის, ჩანაწერების შენახვის ადგილისა და 1-წლიანი ვადის, აგრეთვე მონაცემთა სუბიექტის კანონიერი უფლებებისა და გასაჩივრების წესის შესახებ.</w:t>
       </w:r>
     </w:p>
     <w:p>
@@ -3138,7 +3138,7 @@
           <w:color w:val="000000"/>
           <w:sz w:val="21"/>
         </w:rPr>
-        <w:t>ვ) უფლებების დარღვევის შემთხვევაში მიმართოს პერსონალურ მონაცემთა დაცვის სამსახურს ან სასამართლოს.</w:t>
+        <w:t>ვ) უფლებების დარღვევის შემთხვევაში მიმართოს მონაცემთა დაცვის უფლებამოსილ საზედამხედველო ორგანოს — სახელმწიფო აუდიტის სამსახურს (პერსონალურ მონაცემთა დაცვის სამსახურის უფლებამონაცვლეს) ან სასამართლოს.</w:t>
       </w:r>
     </w:p>
     <w:p>
@@ -3247,7 +3247,7 @@
           <w:color w:val="000000"/>
           <w:sz w:val="21"/>
         </w:rPr>
-        <w:t xml:space="preserve"> (განსაკუთრებულ შემთხვევაში ინფორმაციის/ასლის გაცემის ვადა შეიძლება გაგრძელდეს არაუმეტეს 10 სამუშაო დღით, განმცხადებლის წინასწარი ინფორმირებით). მოთხოვნის დაკმაყოფილებაზე უარის შემთხვევაში წერილობით პასუხში მიეთითება უარის საფუძველი და პერსონალურ მონაცემთა დაცვის სამსახურში ან სასამართლოში გასაჩივრების წესი (კანონის მე-15 მუხლის მე-2 პუნქტი და მე-16 მუხლის მე-2 პუნქტი), ხოლო მონაცემთა გასწორების, განახლების, დამუშავების შეწყვეტის ან წაშლის შემთხვევაში ინსტიტუტი იმავე ვადაში ატყობინებს ყველა იმ მიმღებს, რომელსაც აღნიშნული მონაცემები მანამდე გადაეცა (გარდა კანონით გათვალისწინებული გამონაკლისისა — კანონის მე-15 მუხლის მე-6 პუნქტი და მე-16 მუხლის მე-7 პუნქტი);</w:t>
+        <w:t xml:space="preserve"> (განსაკუთრებულ შემთხვევაში ინფორმაციის/ასლის გაცემის ვადა შეიძლება გაგრძელდეს არაუმეტეს 10 სამუშაო დღით, განმცხადებლის წინასწარი ინფორმირებით). მოთხოვნის დაკმაყოფილებაზე უარის შემთხვევაში წერილობით პასუხში მიეთითება უარის საფუძველი და მონაცემთა დაცვის უფლებამოსილ საზედამხედველო ორგანოში (სახელმწიფო აუდიტის სამსახურში) ან სასამართლოში გასაჩივრების წესი (კანონის მე-15 მუხლის მე-2 პუნქტი და მე-16 მუხლის მე-2 პუნქტი), ხოლო მონაცემთა გასწორების, განახლების, დამუშავების შეწყვეტის ან წაშლის შემთხვევაში ინსტიტუტი იმავე ვადაში ატყობინებს ყველა იმ მიმღებს, რომელსაც აღნიშნული მონაცემები მანამდე გადაეცა (გარდა კანონით გათვალისწინებული გამონაკლისისა — კანონის მე-15 მუხლის მე-6 პუნქტი და მე-16 მუხლის მე-7 პუნქტი);</w:t>
       </w:r>
     </w:p>
     <w:p>
@@ -3591,7 +3591,7 @@
           <w:color w:val="000000"/>
           <w:sz w:val="21"/>
         </w:rPr>
-        <w:t>) განთავსებულ საჯარო რეესტრში, საქართველოს მთავრობის №134 დადგენილებით დამტკიცებული წესის მე-2 მუხლის მე-5 და მე-6 პუნქტებისა და სსტ ისო/იეკ 17024:2012/2014-ის §7.2.1-ის შესაბამისად, საჯაროდ ქვეყნდება გაცემული სერტიფიკატი (ჩამოტვირთვის ფუნქციით) და შემდეგი მონაცემები:</w:t>
+        <w:t>) განთავსებულ საჯარო რეესტრში, საქართველოს მთავრობის №134 დადგენილებით დამტკიცებული წესის მე-2 მუხლის მე-5 და მე-6 პუნქტების, სსტ ისო/იეკ 17024:2012/2014-ის §7.2.1-ისა და ერთიანი ხელშეკრულების („პერსონალურ მონაცემთა დაცვის შესახებ“ საქართველოს კანონის მე-5 მუხლის 1-ლი პუნქტის „ა“, „ბ“ და „დ“ ქვეპუნქტები) შესაბამისად, საჯაროდ ქვეყნდება გაცემული სერტიფიკატი (ჩამოტვირთვის ფუნქციით) და შემდეგი მონაცემები:</w:t>
       </w:r>
     </w:p>
     <w:p>
@@ -3607,7 +3607,7 @@
           <w:color w:val="000000"/>
           <w:sz w:val="21"/>
         </w:rPr>
-        <w:t>ა) სერტიფიცირებული პირის სახელი, გვარი, პირადი ნომერი (სერტიფიკატზე), ელფოსტა და რეგისტრაციის დრო;</w:t>
+        <w:t>ა) სერტიფიცირებული პირის სახელი, გვარი, პირადი ნომერი (სერტიფიკატზე), აგრეთვე მონაცემთა სუბიექტთან დადებული ხელშეკრულებისა და მისი თანხმობის საფუძველზე — ელფოსტა (დამკვეთებისა და ადმინისტრაციული ორგანოების მიერ სერტიფიცირებულ სპეციალისტთან ოფიციალური პროფესიული კომუნიკაციისა და იდენტიფიცირების მიზნით) და რეგისტრაციის დრო (რეესტრში ჩანაწერის ასახვის ქრონოლოგიური მიკვლევადობის მიზნით);</w:t>
       </w:r>
     </w:p>
     <w:p>
@@ -4018,7 +4018,7 @@
           <w:color w:val="000000"/>
           <w:sz w:val="21"/>
         </w:rPr>
-        <w:t>პერსონალურ მონაცემთა დაცვის სამსახურისთვის</w:t>
+        <w:t>მონაცემთა დაცვის უფლებამოსილი საზედამხედველო ორგანოსთვის (სახელმწიფო აუდიტის სამსახურისთვის)</w:t>
       </w:r>
       <w:r>
         <w:rPr>
@@ -4750,7 +4750,7 @@
                 <w:color w:val="000000"/>
                 <w:sz w:val="20"/>
               </w:rPr>
-              <w:t>GIPC-CON-004</w:t>
+              <w:t>GIPC-CON-001</w:t>
             </w:r>
           </w:p>
         </w:tc>
@@ -4772,7 +4772,7 @@
                 <w:color w:val="000000"/>
                 <w:sz w:val="20"/>
               </w:rPr>
-              <w:t>საგამოცდო ხელშეკრულება</w:t>
+              <w:t>საგამოცდო და სასერტიფიკაციო ხელშეკრულება</w:t>
             </w:r>
           </w:p>
         </w:tc>

--- a/backend/app/data/contracts/04_კონფიდენციალურობის_პოლიტიკა.docx
+++ b/backend/app/data/contracts/04_კონფიდენციალურობის_პოლიტიკა.docx
@@ -541,7 +541,7 @@
           <w:color w:val="000000"/>
           <w:sz w:val="21"/>
         </w:rPr>
-        <w:t xml:space="preserve"> — კითხვების ბაზა, პრაქტიკული საგამოცდო პროექტები, სწორი პასუხების დამტკიცებული ჩამონათვალი და დავალების შეფასების დოკუმენტი;</w:t>
+        <w:t xml:space="preserve"> — კითხვების ბაზა, პრაქტიკული საგამოცდო პროექტები, სწორი პასუხების ჩამონათვალი და დავალების შეფასების დოკუმენტი;</w:t>
       </w:r>
     </w:p>
     <w:p>
@@ -781,7 +781,7 @@
                 <w:color w:val="000000"/>
                 <w:sz w:val="20"/>
               </w:rPr>
-              <w:t>მოქმედი კითხვების ბაზა, პრაქტიკული საგამოცდო პროექტები, სწორი პასუხების დამტკიცებული ჩამონათვალი, დავალების შეფასების დოკუმენტები</w:t>
+              <w:t>მოქმედი კითხვების ბაზა, პრაქტიკული საგამოცდო პროექტები, სწორი პასუხების ჩამონათვალი, დავალების შეფასების დოკუმენტები</w:t>
             </w:r>
           </w:p>
         </w:tc>
@@ -1082,7 +1082,7 @@
           <w:color w:val="000000"/>
           <w:sz w:val="21"/>
         </w:rPr>
-        <w:t>ბ) სწორი პასუხების დამტკიცებული ჩამონათვალი და დავალების შეფასების დოკუმენტები;</w:t>
+        <w:t>ბ) სწორი პასუხების ჩამონათვალი და დავალების შეფასების დოკუმენტები;</w:t>
       </w:r>
     </w:p>
     <w:p>
@@ -1402,43 +1402,7 @@
           <w:color w:val="000000"/>
           <w:sz w:val="21"/>
         </w:rPr>
-        <w:t xml:space="preserve"> თითოეულ თანამშრომელსა და მოწვეულ წევრს წვდომა ეძლევა მხოლოდ იმ ინფორმაციასა და ჩანაწერებზე, რომლებიც აუცილებელია მისი უშუალო ფუნქციის (მათ შორის, დამოუკიდებელი შიდა კონტროლის) შესასრულებლად;</w:t>
-      </w:r>
-    </w:p>
-    <w:p>
-      <w:pPr>
-        <w:spacing w:before="0" w:after="60" w:line="276" w:lineRule="auto"/>
-        <w:jc w:val="both"/>
-      </w:pPr>
-      <w:r>
-        <w:rPr>
-          <w:rFonts w:ascii="Sylfaen" w:hAnsi="Sylfaen" w:cs="Sylfaen" w:eastAsia="Sylfaen"/>
-          <w:b w:val="0"/>
-          <w:i w:val="0"/>
-          <w:color w:val="000000"/>
-          <w:sz w:val="21"/>
-        </w:rPr>
-        <w:t xml:space="preserve">გ) </w:t>
-      </w:r>
-      <w:r>
-        <w:rPr>
-          <w:rFonts w:ascii="Sylfaen" w:hAnsi="Sylfaen" w:cs="Sylfaen" w:eastAsia="Sylfaen"/>
-          <w:b/>
-          <w:i w:val="0"/>
-          <w:color w:val="000000"/>
-          <w:sz w:val="21"/>
-        </w:rPr>
-        <w:t>პერსონალის ინსტრუქტაჟი:</w:t>
-      </w:r>
-      <w:r>
-        <w:rPr>
-          <w:rFonts w:ascii="Sylfaen" w:hAnsi="Sylfaen" w:cs="Sylfaen" w:eastAsia="Sylfaen"/>
-          <w:b w:val="0"/>
-          <w:i w:val="0"/>
-          <w:color w:val="000000"/>
-          <w:sz w:val="21"/>
-        </w:rPr>
-        <w:t xml:space="preserve"> პერსონალს საქმიანობის დაწყებისას და პროცედურების განახლებისას უტარდება ინსტრუქტაჟი კონფიდენციალურობისა და პერსონალურ მონაცემთა დაცვის წესების შესახებ.</w:t>
+        <w:t xml:space="preserve"> თითოეულ თანამშრომელსა და მოწვეულ წევრს წვდომა ეძლევა მხოლოდ იმ ინფორმაციასა და ჩანაწერებზე, რომლებიც აუცილებელია მისი უშუალო ფუნქციის (მათ შორის, დამოუკიდებელი შიდა კონტროლის) შესასრულებლად.</w:t>
       </w:r>
     </w:p>
     <w:p>
@@ -1563,43 +1527,7 @@
           <w:color w:val="000000"/>
           <w:sz w:val="21"/>
         </w:rPr>
-        <w:t xml:space="preserve"> სამართავი დოკუმენტების, რეესტრებისა და კანდიდატთა ელექტრონული საქმეების სარეზერვო ასლები იქმნება რეგულარულად და ინახება დაცულ ლოკალურ საცავში / მეხსიერების მატარებელზე;</w:t>
-      </w:r>
-    </w:p>
-    <w:p>
-      <w:pPr>
-        <w:spacing w:before="0" w:after="60" w:line="276" w:lineRule="auto"/>
-        <w:jc w:val="both"/>
-      </w:pPr>
-      <w:r>
-        <w:rPr>
-          <w:rFonts w:ascii="Sylfaen" w:hAnsi="Sylfaen" w:cs="Sylfaen" w:eastAsia="Sylfaen"/>
-          <w:b w:val="0"/>
-          <w:i w:val="0"/>
-          <w:color w:val="000000"/>
-          <w:sz w:val="21"/>
-        </w:rPr>
-        <w:t xml:space="preserve">დ) </w:t>
-      </w:r>
-      <w:r>
-        <w:rPr>
-          <w:rFonts w:ascii="Sylfaen" w:hAnsi="Sylfaen" w:cs="Sylfaen" w:eastAsia="Sylfaen"/>
-          <w:b/>
-          <w:i w:val="0"/>
-          <w:color w:val="000000"/>
-          <w:sz w:val="21"/>
-        </w:rPr>
-        <w:t>მოქმედებების აღრიცხვა (ლოგირება):</w:t>
-      </w:r>
-      <w:r>
-        <w:rPr>
-          <w:rFonts w:ascii="Sylfaen" w:hAnsi="Sylfaen" w:cs="Sylfaen" w:eastAsia="Sylfaen"/>
-          <w:b w:val="0"/>
-          <w:i w:val="0"/>
-          <w:color w:val="000000"/>
-          <w:sz w:val="21"/>
-        </w:rPr>
-        <w:t xml:space="preserve"> ელექტრონულ სისტემაში შესვლა, წვდომის მინიჭება/გაუქმება და ძირითადი ოპერაციები აისახება სისტემურ ჟურნალში ან კონტროლირებულ აღრიცხვის ჩანაწერში.</w:t>
+        <w:t xml:space="preserve"> სამართავი დოკუმენტების, რეესტრებისა და კანდიდატთა ელექტრონული საქმეების სარეზერვო ასლები იქმნება რეგულარულად და ინახება დაცულ ლოკალურ საცავში / მეხსიერების მატარებელზე.</w:t>
       </w:r>
     </w:p>
     <w:p>
@@ -1724,7 +1652,7 @@
           <w:color w:val="000000"/>
           <w:sz w:val="21"/>
         </w:rPr>
-        <w:t xml:space="preserve"> შენახვის ვადის გასვლის შემდეგ მატერიალური დოკუმენტები ნადგურდება დაქუცმაცებით (შრედერით), ხოლო ელექტრონული ფაილები იშლება აღდგენის შესაძლებლობის გარეშე, ჩანაწერების განადგურების აქტის საფუძველზე.</w:t>
+        <w:t xml:space="preserve"> შენახვის ვადის გასვლის შემდეგ მატერიალური დოკუმენტები ნადგურდება დაქუცმაცებით (შრედერით), ხოლო ელექტრონული ფაილები იშლება აღდგენის შესაძლებლობის გარეშე, ჩანაწერების განადგურების აქტის საფუძველზე (საგამოცდო აუდიო-ვიდეო და ეკრანის ჩანაწერების წაშლა ხორციელდება ჩანაწერების განადგურების აქტის შედგენის გარეშე).</w:t>
       </w:r>
     </w:p>
     <w:p>
@@ -2091,7 +2019,7 @@
           <w:color w:val="000000"/>
           <w:sz w:val="21"/>
         </w:rPr>
-        <w:t xml:space="preserve"> საგამოცდო ვიდეო, აუდიო და ეკრანის ჩანაწერები ინახება ინსტიტუტის დაცულ ლოკალურ მოწყობილობაზე (დირექტორის სამუშაო კომპიუტერზე ან დაცულ მეხსიერების მატარებელზე), პაროლით დაცულ საქაღალდეში (გარე სერვერზე ან ღრუბლოვან საცავში არ იტვირთება; საჭიროების შემთხვევაში დასაშვებია დაშიფრული ლოკალური სარეზერვო ასლის შექმნა). შენახვის ვადა შეადგენს გამოცდის დასრულებიდან </w:t>
+        <w:t xml:space="preserve"> გამოცდის ჩაბარებისა და შედეგის ძირითად მუდმივ ჩანაწერს წარმოადგენს საგამოცდო შედეგების დეტალური PDF-ანგარიში (რომელიც ასახავს თითოეულ გაცემულ პასუხს/შეცდომასა და მიღებულ ქულას და ინახება პირად საქმეში §6.3-ით დადგენილი ვადით), ხოლო საგამოცდო ვიდეო, აუდიო და ეკრანის ჩანაწერები წარმოადგენს დამხმარე სამეთვალყურეო მასალას, რომელიც ინახება </w:t>
       </w:r>
       <w:r>
         <w:rPr>
@@ -2101,7 +2029,7 @@
           <w:color w:val="000000"/>
           <w:sz w:val="21"/>
         </w:rPr>
-        <w:t>1 წელს</w:t>
+        <w:t>გონივრული ვადით (საჭიროებისამებრ), მაგრამ გამოცდის ჩატარებიდან არაუმეტეს 1 (ერთი) წლისა</w:t>
       </w:r>
       <w:r>
         <w:rPr>
@@ -2111,7 +2039,7 @@
           <w:color w:val="000000"/>
           <w:sz w:val="21"/>
         </w:rPr>
-        <w:t>, რის შემდეგაც ჩანაწერები უსაფრთხოდ იშლება (გარდა მიმდინარე დავის/აპელაციის შემთხვევისა, როდესაც კონკრეტული ჩანაწერი ინახება დავის დასრულებამდე);</w:t>
+        <w:t>: სტანდარტულად (დარღვევისა და ინციდენტის გარეშე) ჩატარებული სესიების ჩანაწერები შესაძლოა წაიშალოს გამოცდის დასრულებისთანავე ან ნებისმიერ დროს საჭიროებისამებრ, ხოლო საგამოცდო წესების დარღვევის, ინციდენტის ან საჩივრის/აპელაციის შემთხვევაში შესაბამისი ჩანაწერი გადაიტანება და ინახება ინსტიტუტის დაცულ ლოკალურ მოწყობილობაზე (დირექტორის სამუშაო კომპიუტერზე ან დაცულ მეხსიერების მატარებელზე), პაროლით დაცულ საქაღალდეში (გარე სერვერზე ან ღრუბლოვან საცავში ატვირთვის გარეშე) საკითხის საბოლოო გადაწყვეტამდე, მაგრამ არაუმეტეს 1 წლისა (გარდა მიმდინარე საჩივრის, აპელაციის, სასამართლო დავის ან კანონმდებლობით დადგენილი წესით მონაცემთა დაბლოკვის შემთხვევისა, რა დროსაც ჩანაწერი ინახება შესაბამისი წარმოების დასრულებამდე). აღნიშნული ვადის გასვლისთანავე ჩანაწერი იშლება ჩანაწერების განადგურების აქტის შედგენის გარეშე;</w:t>
       </w:r>
     </w:p>
     <w:p>
@@ -2167,7 +2095,7 @@
           <w:color w:val="000000"/>
           <w:sz w:val="21"/>
         </w:rPr>
-        <w:t xml:space="preserve"> — თუ საგამოცდო ზედამხედველის მიერ შედგენილ ოქმში დაფიქსირდა დარღვევა ან საეჭვო გარემოება, მოხდა ტექნიკური ხარვეზი, შემოვიდა საჩივარი/აპელაცია, ან შერჩევითად შიდა აუდიტის / აკრედიტაციის შეფასების ფარგლებში, შესაბამისი უფლებამოსილი პირის (აპელაციის განმხილველის, შიდა აუდიტორის, აკრედიტაციის შემფასებლის) მიერ, ცალკე ასლის ჩამოტვირთვისა და გავრცელების გარეშე (გარდა კანონმდებლობით პირდაპირ გათვალისწინებული შემთხვევისა — §6.4 „ბ“). „პერსონალურ მონაცემთა დაცვის შესახებ“ საქართველოს კანონის მე-10 მუხლის მე-5 პუნქტის შესაბამისად, აღირიცხება ჩანაწერებზე წვდომის/დათვალიერების ყველა შემთხვევა (დრო, პირი და საფუძველი — აისახება ინციდენტის/დარღვევის ოქმში, აუდიტის/აპელაციის ჩანაწერში ან არქივის აღრიცხვის ჟურნალში) და ჩანაწერის უფლებამოსილი მესამე პირისთვის გადაცემა/გაცემა.</w:t>
+        <w:t xml:space="preserve"> — თუ საგამოცდო ზედამხედველის მიერ შედგენილ ოქმში დაფიქსირდა დარღვევა ან საეჭვო გარემოება, მოხდა ტექნიკური ხარვეზი, შემოვიდა საჩივარი/აპელაცია, ან შერჩევითად შიდა აუდიტის / აკრედიტაციის შეფასების ფარგლებში, შესაბამისი უფლებამოსილი პირის (აპელაციის განმხილველის, შიდა აუდიტორის, აკრედიტაციის შემფასებლის) მიერ, ცალკე ასლის ჩამოტვირთვისა და გავრცელების გარეშე (გარდა კანონმდებლობით პირდაპირ გათვალისწინებული შემთხვევისა — §6.4 „ბ“). „პერსონალურ მონაცემთა დაცვის შესახებ“ საქართველოს კანონის მე-10 მუხლის მე-5 პუნქტის შესაბამისად, აღირიცხება ჩანაწერებზე წვდომის/დათვალიერების ყველა შემთხვევა (დრო, პირი და საფუძველი — აისახება ინციდენტის/დარღვევის ოქმში ან აუდიტის/აპელაციის ჩანაწერში) და ჩანაწერის უფლებამოსილი მესამე პირისთვის გადაცემა/გაცემა.</w:t>
       </w:r>
     </w:p>
     <w:p>
@@ -2518,7 +2446,7 @@
                 <w:color w:val="000000"/>
                 <w:sz w:val="20"/>
               </w:rPr>
-              <w:t>ჩანაწერები არ იტვირთება ინტერნეტში/ღრუბლოვან სერვერზე, ინახება ინსტიტუტის დაცულ ლოკალურ საცავში პაროლით დაცულ საქაღალდეში და ნადგურდება შემცირებულ ვადაში — გამოცდიდან 1 წლის გასვლისთანავე (ნაცვლად პირადი საქმის 5/10-წლიანი ვადისა).</w:t>
+              <w:t>ჩანაწერები არ იტვირთება ინტერნეტში/ღრუბლოვან სერვერზე; ინახება გონივრული ვადით (საჭიროებისამებრ, მაგრამ გამოცდიდან არაუმეტეს 1 წლისა) — სტანდარტულად (დარღვევისა და ინციდენტის გარეშე) ჩატარებული სესიების ჩანაწერები შესაძლოა წაიშალოს დაუყოვნებლივ ან საჭიროებისამებრ, ხოლო ინციდენტის/დარღვევის/დავის შემთხვევაში ინახება ინსტიტუტის დაცულ ლოკალურ მოწყობილობაზე პაროლით დაცულ საქაღალდეში საკითხის გადაწყვეტამდე, მაგრამ არაუმეტეს 1 წლისა (გარდა მიმდინარე დავის ან კანონმდებლობით დადგენილი წესით მონაცემთა დაბლოკვის შემთხვევისა, რა დროსაც ინახება წარმოების დასრულებამდე).</w:t>
             </w:r>
           </w:p>
         </w:tc>
@@ -2655,7 +2583,7 @@
           <w:color w:val="000000"/>
           <w:sz w:val="21"/>
         </w:rPr>
-        <w:t>ბ) გამოცდაზე დაშვების განაცხადისა და საგამოცდო და სასერტიფიკაციო ხელშეკრულების ხელმოწერისას კანდიდატს წინასწარ წერილობით მიეწოდება სრული ინფორმაცია საგამოცდო ვიდეო, აუდიო და ეკრანის ჩაწერის მიზნის, დამუშავებისთვის პასუხისმგებელი პირის, სამართლებრივი საფუძვლის, ჩანაწერების შენახვის ადგილისა და 1-წლიანი ვადის, აგრეთვე მონაცემთა სუბიექტის კანონიერი უფლებებისა და გასაჩივრების წესის შესახებ.</w:t>
+        <w:t>ბ) გამოცდაზე დაშვების განაცხადისა და საგამოცდო და სასერტიფიკაციო ხელშეკრულების ხელმოწერისას კანდიდატს წინასწარ წერილობით მიეწოდება სრული ინფორმაცია საგამოცდო ვიდეო, აუდიო და ეკრანის ჩაწერის მიზნის, დამუშავებისთვის პასუხისმგებელი პირის, სამართლებრივი საფუძვლის, ჩანაწერების შენახვის ადგილისა და ვადის (გონივრული ვადით — საჭიროებისამებრ, მაგრამ არაუმეტეს 1 წლისა), აგრეთვე მონაცემთა სუბიექტის კანონიერი უფლებებისა და გასაჩივრების წესის შესახებ.</w:t>
       </w:r>
     </w:p>
     <w:p>
@@ -2812,7 +2740,7 @@
           <w:color w:val="000000"/>
           <w:sz w:val="21"/>
         </w:rPr>
-        <w:t xml:space="preserve">– საგამოცდო ვიდეო, აუდიო და ეკრანის ჩანაწერები — გამოცდის დასრულებიდან </w:t>
+        <w:t xml:space="preserve">– საგამოცდო ვიდეო, აუდიო და ეკრანის ჩანაწერები — </w:t>
       </w:r>
       <w:r>
         <w:rPr>
@@ -2822,7 +2750,7 @@
           <w:color w:val="000000"/>
           <w:sz w:val="21"/>
         </w:rPr>
-        <w:t>1 წელი</w:t>
+        <w:t>გონივრული ვადით (საჭიროებისამებრ), მაგრამ გამოცდის ჩატარებიდან არაუმეტეს 1 (ერთი) წლისა</w:t>
       </w:r>
       <w:r>
         <w:rPr>
@@ -2832,7 +2760,7 @@
           <w:color w:val="000000"/>
           <w:sz w:val="21"/>
         </w:rPr>
-        <w:t>.</w:t>
+        <w:t xml:space="preserve"> (§6.2.1 „ბ“).</w:t>
       </w:r>
     </w:p>
     <w:p>
@@ -3388,7 +3316,7 @@
           <w:color w:val="000000"/>
           <w:sz w:val="21"/>
         </w:rPr>
-        <w:t>ა) კითხვების ბაზაზე, სწორი პასუხების დამტკიცებულ ჩამონათვალსა და დავალების შეფასების დოკუმენტებზე წვდომა აქვს მხოლოდ საგამოცდო მენეჯერსა და დამოუკიდებელ ვალიდატორს (კონფიდენციალურობის დეკლარაციის ხელმოწერის შემდეგ);</w:t>
+        <w:t>ა) კითხვების ბაზაზე, სწორი პასუხების ჩამონათვალსა და დავალების შეფასების დოკუმენტებზე წვდომა აქვს მხოლოდ საგამოცდო მენეჯერს (ხოლო საჭიროების შემთხვევაში, აპელაციის/სადავო საკითხის განხილვის ან პერიოდული გადახედვის ფარგლებში — მოწვეულ დარგობრივ ექსპერტს, კონფიდენციალურობის დეკლარაციის ხელმოწერის შემდეგ);</w:t>
       </w:r>
     </w:p>
     <w:p>
@@ -3404,7 +3332,7 @@
           <w:color w:val="000000"/>
           <w:sz w:val="21"/>
         </w:rPr>
-        <w:t>ბ) ბაზა ინახება დაცულ ელექტრონულ გარემოში, სადაც აღირიცხება ნებისმიერი ცვლილება და შეტანა;</w:t>
+        <w:t>ბ) ბაზა ინახება დაცულ ელექტრონულ გარემოში;</w:t>
       </w:r>
     </w:p>
     <w:p>
@@ -3518,7 +3446,7 @@
           <w:color w:val="000000"/>
           <w:sz w:val="21"/>
         </w:rPr>
-        <w:t>კანდიდატს ინდივიდუალურად ეგზავნება საკუთარი გამოცდის შედეგების ანგარიში (მიღებული ქულები და პროცენტული მაჩვენებლები ეტაპებისა და ბლოკების მიხედვით). მოქმედი კითხვების ბაზა, სწორი პასუხების დამტკიცებული ჩამონათვალი და დავალების შეფასების დოკუმენტები კანდიდატზე არ გაიცემა და საჯაროდ არ ქვეყნდება. აპელაციის შემთხვევაში სადავო დავალებასა და კანდიდატის პასუხს კონფიდენციალურობის დაცვით ეცნობა აპელაციის განმხილველი დამოუკიდებელი პირი / დარგობრივი ექსპერტი (ან სააპელაციო კომისია).</w:t>
+        <w:t>კანდიდატს ინდივიდუალურად ეგზავნება საკუთარი გამოცდის შედეგების ანგარიში (მიღებული ქულები და პროცენტული მაჩვენებლები ეტაპებისა და ბლოკების მიხედვით). მოქმედი კითხვების ბაზა, სწორი პასუხების ჩამონათვალი და დავალების შეფასების დოკუმენტები კანდიდატზე არ გაიცემა და საჯაროდ არ ქვეყნდება. აპელაციის შემთხვევაში სადავო დავალებასა და კანდიდატის პასუხს კონფიდენციალურობის დაცვით ეცნობა აპელაციის განმხილველი დამოუკიდებელი პირი / დარგობრივი ექსპერტი (ან სააპელაციო კომისია).</w:t>
       </w:r>
     </w:p>
     <w:p>
@@ -3591,7 +3519,7 @@
           <w:color w:val="000000"/>
           <w:sz w:val="21"/>
         </w:rPr>
-        <w:t>) განთავსებულ საჯარო რეესტრში, საქართველოს მთავრობის №134 დადგენილებით დამტკიცებული წესის მე-2 მუხლის მე-5 და მე-6 პუნქტების, სსტ ისო/იეკ 17024:2012/2014-ის §7.2.1-ისა და ერთიანი ხელშეკრულების („პერსონალურ მონაცემთა დაცვის შესახებ“ საქართველოს კანონის მე-5 მუხლის 1-ლი პუნქტის „ა“, „ბ“ და „დ“ ქვეპუნქტები) შესაბამისად, საჯაროდ ქვეყნდება გაცემული სერტიფიკატი (ჩამოტვირთვის ფუნქციით) და შემდეგი მონაცემები:</w:t>
+        <w:t>) განთავსებულ საჯარო რეესტრში ქვეყნდება გაცემული სერტიფიკატი და შემდეგი მონაცემები:</w:t>
       </w:r>
     </w:p>
     <w:p>
@@ -3607,7 +3535,7 @@
           <w:color w:val="000000"/>
           <w:sz w:val="21"/>
         </w:rPr>
-        <w:t>ა) სერტიფიცირებული პირის სახელი, გვარი, პირადი ნომერი (სერტიფიკატზე), აგრეთვე მონაცემთა სუბიექტთან დადებული ხელშეკრულებისა და მისი თანხმობის საფუძველზე — ელფოსტა (დამკვეთებისა და ადმინისტრაციული ორგანოების მიერ სერტიფიცირებულ სპეციალისტთან ოფიციალური პროფესიული კომუნიკაციისა და იდენტიფიცირების მიზნით) და რეგისტრაციის დრო (რეესტრში ჩანაწერის ასახვის ქრონოლოგიური მიკვლევადობის მიზნით);</w:t>
+        <w:t>ა) სერტიფიცირებული პირის სახელი, გვარი, პირადი ნომერი, ელფოსტა და რეგისტრაციის დრო;</w:t>
       </w:r>
     </w:p>
     <w:p>
@@ -4447,7 +4375,7 @@
           <w:color w:val="000000"/>
           <w:sz w:val="21"/>
         </w:rPr>
-        <w:t xml:space="preserve"> — კითხვების ბაზის, პრაქტიკული პროექტების, სწორი პასუხების დამტკიცებული ჩამონათვალისა და საგამოცდო ელექტრონული პლატფორმის ტექნიკური უსაფრთხოების დაცვა;</w:t>
+        <w:t xml:space="preserve"> — კითხვების ბაზის, პრაქტიკული პროექტების, სწორი პასუხების ჩამონათვალისა და საგამოცდო ელექტრონული პლატფორმის ტექნიკური უსაფრთხოების დაცვა;</w:t>
       </w:r>
     </w:p>
     <w:p>
